--- a/_translations/ar/04_Бизнес-план/Бизнес-план_ЦП_РСФСР.docx
+++ b/_translations/ar/04_Бизнес-план/Бизнес-план_ЦП_РСФСР.docx
@@ -2625,7 +2625,7 @@
               <w:rPr>
                 <w:sz w:val="17"/>
               </w:rPr>
-              <w:t>10 000 000</w:t>
+              <w:t>10,000,000</w:t>
             </w:r>
           </w:p>
         </w:tc>
@@ -2663,7 +2663,7 @@
               <w:rPr>
                 <w:sz w:val="17"/>
               </w:rPr>
-              <w:t>50 000</w:t>
+              <w:t>50,000</w:t>
             </w:r>
           </w:p>
         </w:tc>
@@ -2701,7 +2701,7 @@
               <w:rPr>
                 <w:sz w:val="17"/>
               </w:rPr>
-              <w:t>150 000</w:t>
+              <w:t>150,000</w:t>
             </w:r>
           </w:p>
         </w:tc>
@@ -2739,7 +2739,7 @@
               <w:rPr>
                 <w:sz w:val="17"/>
               </w:rPr>
-              <w:t>15 000</w:t>
+              <w:t>15,000</w:t>
             </w:r>
           </w:p>
         </w:tc>
@@ -2779,7 +2779,7 @@
                 <w:b/>
                 <w:sz w:val="17"/>
               </w:rPr>
-              <w:t>215 000</w:t>
+              <w:t>215,000</w:t>
             </w:r>
           </w:p>
         </w:tc>
@@ -4640,7 +4640,7 @@
               <w:rPr>
                 <w:sz w:val="17"/>
               </w:rPr>
-              <w:t>7 %</w:t>
+              <w:t>7%</w:t>
             </w:r>
           </w:p>
         </w:tc>
@@ -4658,7 +4658,7 @@
               <w:rPr>
                 <w:sz w:val="17"/>
               </w:rPr>
-              <w:t>15 %</w:t>
+              <w:t>15%</w:t>
             </w:r>
           </w:p>
         </w:tc>
@@ -4740,7 +4740,7 @@
                 <w:b/>
                 <w:sz w:val="17"/>
               </w:rPr>
-              <w:t>18 %</w:t>
+              <w:t>18%</w:t>
             </w:r>
           </w:p>
         </w:tc>
@@ -4759,7 +4759,7 @@
                 <w:b/>
                 <w:sz w:val="17"/>
               </w:rPr>
-              <w:t>55 %</w:t>
+              <w:t>55%</w:t>
             </w:r>
           </w:p>
         </w:tc>
@@ -4835,7 +4835,7 @@
               <w:rPr>
                 <w:sz w:val="17"/>
               </w:rPr>
-              <w:t>25 %</w:t>
+              <w:t>25%</w:t>
             </w:r>
           </w:p>
         </w:tc>
@@ -4853,7 +4853,7 @@
               <w:rPr>
                 <w:sz w:val="17"/>
               </w:rPr>
-              <w:t>30 %</w:t>
+              <w:t>30%</w:t>
             </w:r>
           </w:p>
         </w:tc>
@@ -4946,7 +4946,7 @@
               <w:rPr>
                 <w:sz w:val="17"/>
               </w:rPr>
-              <w:t>100 %</w:t>
+              <w:t>100%</w:t>
             </w:r>
           </w:p>
         </w:tc>
